--- a/eng/docx/01.content.docx
+++ b/eng/docx/01.content.docx
@@ -136,13 +136,6 @@
         <w:rPr>
           <w:lang w:val="en_US" w:bidi="en_US"/>
         </w:rPr>
-      </w:r>
-      <w:r>
-        <w:rPr>
-          <w:i/>
-          <w:lang w:val="en_US" w:bidi="en_US"/>
-        </w:rPr>
-        <w:t>Genesis 1:1, Genesis 1:2, Genesis 1:3, Genesis 1:7–8, Genesis 1:10, Genesis 1:11–12, Genesis 1:14, Genesis 1:16, Genesis 1:21, Genesis 1:22, Genesis 1:26, Genesis 1:26 (#2), Genesis 1:27, Genesis 1:28, Genesis 1:29, Genesis 1:31, Genesis 2:2–3, Genesis 2:6, Genesis 2:7, Genesis 2:8, Genesis 2:9, Genesis 2:15, Genesis 2:16–17, Genesis 2:17, Genesis 2:18, Genesis 2:19, Genesis 2:20, Genesis 2:22, Genesis 2:23, Genesis 2:24, Genesis 2:25, Genesis 3:1, Genesis 3:4, Genesis 3:5, Genesis 3:6, Genesis 3:6 (#2), Genesis 3:7, Genesis 3:8, Genesis 3:10, Genesis 3:12, Genesis 3:13, Genesis 3:15, Genesis 3:16, Genesis 3:17, Genesis 3:20, Genesis 3:21, Genesis 3:22, Genesis 3:24, Genesis 4:2, Genesis 4:3, Genesis 4:4, Genesis 4:4–5, Genesis 4:5, Genesis 4:7, Genesis 4:8, Genesis 4:9, Genesis 4:12, Genesis 4:15, Genesis 4:16, Genesis 4:19, Genesis 4:23, Genesis 4:25, Genesis 4:26, Genesis 5:1, Genesis 5:1 (#2), Genesis 5:2, Genesis 5:5, Genesis 5:8, Genesis 5:14, Genesis 5:20, Genesis 5:24, Genesis 5:29, Genesis 5:32, Genesis 6:2, Genesis 6:3, Genesis 6:4, Genesis 6:5, Genesis 6:7, Genesis 6:8, Genesis 6:9, Genesis 6:14, Genesis 6:17, Genesis 6:18, Genesis 6:18 (#2), Genesis 6:19, Genesis 6:22, Genesis 7:2, Genesis 7:4, Genesis 7:6, Genesis 7:9, Genesis 7:11, Genesis 7:16, Genesis 7:20, Genesis 7:21, Genesis 7:23, Genesis 8:1–2, Genesis 8:4, Genesis 8:9, Genesis 8:11, Genesis 8:12, Genesis 8:13, Genesis 8:17, Genesis 8:20, Genesis 8:21, Genesis 8:21 (#2), Genesis 9:1, Genesis 9:3, Genesis 9:4, Genesis 9:4 (#2), Genesis 9:5–6, Genesis 9:6, Genesis 9:9–11, Genesis 9:13, Genesis 9:15, Genesis 9:16–17, Genesis 9:18, Genesis 9:20–21, Genesis 9:23, Genesis 9:25, Genesis 9:26–27, Genesis 10:5, Genesis 10:9, Genesis 10:10, Genesis 10:11, Genesis 10:15, Genesis 10:20, Genesis 10:25, Genesis 10:31, Genesis 10:32, Genesis 11:1, Genesis 11:2, Genesis 11:4, Genesis 11:4 (#2), Genesis 11:7, Genesis 11:7 (#2), Genesis 11:8, Genesis 11:9, Genesis 11:10, Genesis 11:26, Genesis 11:27, Genesis 11:28, Genesis 11:29, Genesis 11:30, Genesis 11:31, Genesis 12:1, Genesis 12:2–3, Genesis 12:5, Genesis 12:5 (#2), Genesis 12:7, Genesis 12:8, Genesis 12:10, Genesis 12:12, Genesis 12:13, Genesis 12:15, Genesis 12:17, Genesis 12:18–19, Genesis 12:20, Genesis 13:1, Genesis 13:2, Genesis 13:6–7, Genesis 13:9, Genesis 13:10–11, Genesis 13:12, Genesis 13:13, Genesis 13:14–15, Genesis 13:16, Genesis 13:18, Genesis 14:11–12, Genesis 14:14, Genesis 14:15–16, Genesis 14:17–18, Genesis 14:18, Genesis 14:18 (#2), Genesis 14:19–20, Genesis 14:20, Genesis 14:21, Genesis 14:22–23, Genesis 14:23–24, Genesis 15:1, Genesis 15:2–3, Genesis 15:4, Genesis 15:5, Genesis 15:6, Genesis 15:8, Genesis 15:10, Genesis 15:12, Genesis 15:13, Genesis 15:14, Genesis 15:15, Genesis 15:16, Genesis 15:17, Genesis 15:18–21, Genesis 16:1–2, Genesis 16:4, Genesis 16:5–6, Genesis 16:6, Genesis 16:9, Genesis 16:10, Genesis 16:11, Genesis 16:12, Genesis 16:13, Genesis 16:16, Genesis 17:1, Genesis 17:1 (#2), Genesis 17:5, Genesis 17:8, Genesis 17:8 (#2), Genesis 17:10–11, Genesis 17:12, Genesis 17:12–13, Genesis 17:14, Genesis 17:15, Genesis 17:16, Genesis 17:17, Genesis 17:19, Genesis 17:19 (#2), Genesis 17:20, Genesis 17:21, Genesis 17:24–27, Genesis 17:25, Genesis 18:2, Genesis 18:4–5, Genesis 18:9, Genesis 18:10, Genesis 18:12, Genesis 18:14, Genesis 18:16, Genesis 18:17, Genesis 18:19, Genesis 18:20–21, Genesis 18:23, Genesis 18:26, Genesis 18:28, Genesis 18:29, Genesis 18:30, Genesis 18:31, Genesis 18:32, Genesis 19:2, Genesis 19:2 (#2), Genesis 19:3, Genesis 19:5, Genesis 19:8, Genesis 19:9, Genesis 19:11, Genesis 19:13, Genesis 19:14, Genesis 19:15, Genesis 19:16, Genesis 19:17, Genesis 19:22, Genesis 19:24, Genesis 19:26, Genesis 19:28, Genesis 19:30, Genesis 19:31–32, Genesis 19:37–38, Genesis 20:1–2, Genesis 20:3, Genesis 20:5, Genesis 20:7, Genesis 20:8, Genesis 20:11, Genesis 20:12, Genesis 20:16, Genesis 20:16 (#2), Genesis 20:17, Genesis 21:2, Genesis 21:4, Genesis 21:6, Genesis 21:9, Genesis 21:10, Genesis 21:11, Genesis 21:12, Genesis 21:14, Genesis 21:18, Genesis 21:19, Genesis 21:20–21, Genesis 21:23, Genesis 21:25, Genesis 21:28–30, Genesis 21:32, Genesis 21:33, Genesis 21:34, Genesis 22:1–2, Genesis 22:3, Genesis 22:5, Genesis 22:7, Genesis 22:8, Genesis 22:9, Genesis 22:12, Genesis 22:12 (#2), Genesis 22:13, Genesis 22:14, Genesis 22:16–17, Genesis 22:18, Genesis 23:2, Genesis 23:3–4, Genesis 23:5–6, Genesis 23:10–11, Genesis 23:12–13, Genesis 23:14–15, Genesis 23:14–16, Genesis 23:17–18, Genesis 23:19, Genesis 24:2–4, Genesis 24:5–6, Genesis 24:12–14, Genesis 24:15, Genesis 24:17–18, Genesis 24:19, Genesis 24:26–27, Genesis 24:29, Genesis 24:31, Genesis 24:33, Genesis 24:40, Genesis 24:47, Genesis 24:50–51, Genesis 24:52–53, Genesis 24:54–55, Genesis 24:56–58, Genesis 24:60, Genesis 24:63, Genesis 24:64–65, Genesis 24:67, Genesis 25:1, Genesis 25:5–6, Genesis 25:7, Genesis 25:9, Genesis 25:18, Genesis 25:21, Genesis 25:23, Genesis 25:25, Genesis 25:26, Genesis 25:27, Genesis 25:27 (#2), Genesis 25:28, Genesis 25:30, Genesis 25:31, Genesis 25:33, Genesis 25:34, Genesis 26:1, Genesis 26:2, Genesis 26:3, Genesis 26:5, Genesis 26:7, Genesis 26:9–10, Genesis 26:11, Genesis 26:16, Genesis 26:18, Genesis 26:22, Genesis 26:23–24, Genesis 26:28–29, Genesis 26:30–31, Genesis 26:34, Genesis 26:35, Genesis 27:1, Genesis 27:3–4, Genesis 27:8–10, Genesis 27:11–12, Genesis 27:15–16, Genesis 27:20, Genesis 27:22–23, Genesis 27:24, Genesis 27:26–27, Genesis 27:29, Genesis 27:30–31, Genesis 27:34–35, Genesis 27:36, Genesis 27:39–40, Genesis 27:41, Genesis 27:43, Genesis 28:1, Genesis 28:2, Genesis 28:4, Genesis 28:8–9, Genesis 28:12–13, Genesis 28:13, Genesis 28:13 (#2), Genesis 28:17, Genesis 28:19, Genesis 28:20–21, Genesis 28:22, Genesis 29:4, Genesis 29:6, Genesis 29:10, Genesis 29:12, Genesis 29:13, Genesis 29:16–17, Genesis 29:18, Genesis 29:20, Genesis 29:23–25, Genesis 29:24, Genesis 29:26, Genesis 29:27, Genesis 29:29, Genesis 29:31, Genesis 29:32, Genesis 29:32 (#2), Genesis 29:35, Genesis 30:2, Genesis 30:3, Genesis 30:7–8, Genesis 30:9, Genesis 30:10–11, Genesis 30:14–15, Genesis 30:20, Genesis 30:23, Genesis 30:25–26, Genesis 30:27, Genesis 30:32, Genesis 30:35–36, Genesis 30:37, Genesis 30:38, Genesis 30:39, Genesis 30:42, Genesis 31:1–2, Genesis 31:3, Genesis 31:8–9, Genesis 31:14–15, Genesis 31:19, Genesis 31:20, Genesis 31:22–23, Genesis 31:24, Genesis 31:31, Genesis 31:32, Genesis 31:34–35, Genesis 31:41, Genesis 31:43, Genesis 31:46, Genesis 31:49–50, Genesis 31:51–52, Genesis 31:52, Genesis 31:53, Genesis 31:55, Genesis 32:3, Genesis 32:5, Genesis 32:7–8, Genesis 32:11, Genesis 32:12, Genesis 32:20, Genesis 32:22, Genesis 32:24, Genesis 32:25, Genesis 32:26, Genesis 32:28, Genesis 32:30, Genesis 32:32, Genesis 33:2–3, Genesis 33:3, Genesis 33:4, Genesis 33:9, Genesis 33:11, Genesis 33:12–14, Genesis 33:14, Genesis 33:17, Genesis 33:18–19, Genesis 34:2, Genesis 34:5, Genesis 34:7, Genesis 34:8–9, Genesis 34:12, Genesis 34:13, Genesis 34:15, Genesis 34:23, Genesis 34:24, Genesis 34:25, Genesis 34:27–29, Genesis 34:30, Genesis 34:31, Genesis 35:1, Genesis 35:2, Genesis 35:5, Genesis 35:7, Genesis 35:10, Genesis 35:12, Genesis 35:18–19, Genesis 35:22, Genesis 35:22 (#2), Genesis 35:24, Genesis 35:28, Genesis 35:29, Genesis 36:1, Genesis 36:2, Genesis 36:6–7, Genesis 36:8, Genesis 36:12, Genesis 36:15–16, Genesis 36:20, Genesis 36:31, Genesis 36:43, Genesis 37:1, Genesis 37:2, Genesis 37:3, Genesis 37:4, Genesis 37:7, Genesis 37:8, Genesis 37:9, Genesis 37:10, Genesis 37:14, Genesis 37:20, Genesis 37:22, Genesis 37:28, Genesis 37:28 (#2), Genesis 37:31–32, Genesis 37:34, Genesis 37:36, Genesis 38:2, Genesis 38:7, Genesis 38:9, Genesis 38:10, Genesis 38:11, Genesis 38:12, Genesis 38:14, Genesis 38:14 (#2), Genesis 38:18, Genesis 38:21, Genesis 38:24, Genesis 38:25, Genesis 38:26, Genesis 38:27, Genesis 38:28, Genesis 38:29–30, Genesis 39:1, Genesis 39:3–4, Genesis 39:6, Genesis 39:7, Genesis 39:8–9, Genesis 39:12, Genesis 39:14–15, Genesis 39:19–20, Genesis 39:21, Genesis 39:22, Genesis 39:23, Genesis 40:1, Genesis 40:5, Genesis 40:7–8, Genesis 40:8, Genesis 40:12–13, Genesis 40:14, Genesis 40:18–19, Genesis 40:20, Genesis 40:21–22, Genesis 40:23, Genesis 41:4, Genesis 41:7, Genesis 41:8, Genesis 41:12–13, Genesis 41:16, Genesis 41:25, Genesis 41:26, Genesis 41:27, Genesis 41:32, Genesis 41:34, Genesis 41:38, Genesis 41:40–41, Genesis 41:48–49, Genesis 41:50–52, Genesis 41:54, Genesis 41:55–56, Genesis 41:57, Genesis 42:1–4, Genesis 42:6, Genesis 42:7, Genesis 42:9, Genesis 42:13, Genesis 42:13 (#2), Genesis 42:15, Genesis 42:17, Genesis 42:18–20, Genesis 42:21–22, Genesis 42:24, Genesis 42:25, Genesis 42:28, Genesis 42:28 (#2), Genesis 42:35, Genesis 42:36, Genesis 42:37, Genesis 42:38, Genesis 42:38 (#2), Genesis 43:1–2, Genesis 43:3–5, Genesis 43:9, Genesis 43:11–12, Genesis 43:14, Genesis 43:18, Genesis 43:21–22, Genesis 43:23, Genesis 43:26, Genesis 43:27, Genesis 43:30, Genesis 43:32, Genesis 43:33, Genesis 43:34, Genesis 44:1–2, Genesis 44:4–5, Genesis 44:9, Genesis 44:10, Genesis 44:12–13, Genesis 44:14, Genesis 44:16, Genesis 44:16 (#2), Genesis 44:17, Genesis 44:20, Genesis 44:22, Genesis 44:23, Genesis 44:26, Genesis 44:28, Genesis 44:29, Genesis 44:31, Genesis 44:32, Genesis 44:33, Genesis 45:1–2, Genesis 45:3, Genesis 45:7, Genesis 45:8, Genesis 45:9–11, Genesis 45:13, Genesis 45:16–18, Genesis 45:21–23, Genesis 45:26, Genesis 45:28, Genesis 46:1, Genesis 46:3–4, Genesis 46:5–7, Genesis 46:12, Genesis 46:27, Genesis 46:29, Genesis 46:29 (#2), Genesis 46:34, Genesis 47:3, Genesis 47:4, Genesis 47:6, Genesis 47:7, Genesis 47:9, Genesis 47:9 (#2), Genesis 47:10, Genesis 47:14, Genesis 47:16–17, Genesis 47:18–19, Genesis 47:24, Genesis 47:27, Genesis 47:28, Genesis 47:30, Genesis 48:1, Genesis 48:4, Genesis 48:5–6, Genesis 48:8–10, Genesis 48:14, Genesis 48:14 (#2), Genesis 48:17–18, Genesis 48:19, Genesis 48:20, Genesis 48:21, Genesis 49:1, Genesis 49:3, Genesis 49:4, Genesis 49:7, Genesis 49:8, Genesis 49:10, Genesis 49:13, Genesis 49:17, Genesis 49:20, Genesis 49:22, Genesis 49:24, Genesis 49:31, Genesis 49:33, Genesis 50:2–3, Genesis 50:4–6, Genesis 50:7–9, Genesis 50:11, Genesis 50:14, Genesis 50:15, Genesis 50:17, Genesis 50:18, Genesis 50:20, Genesis 50:22, Genesis 50:24, Genesis 50:24 (#2), Genesis 50:25, Genesis 50:26</w:t>
       </w:r>
       <w:r>
         <w:rPr>

--- a/eng/docx/01.content.docx
+++ b/eng/docx/01.content.docx
@@ -123,19 +123,6 @@
           <w:lang w:val="en_US" w:bidi="en_US"/>
         </w:rPr>
         <w:t>GEN</w:t>
-      </w:r>
-      <w:r>
-        <w:rPr>
-          <w:lang w:val="en_US" w:bidi="en_US"/>
-        </w:rPr>
-      </w:r>
-    </w:p>
-    <w:p>
-      <w:pPr/>
-      <w:r>
-        <w:rPr>
-          <w:lang w:val="en_US" w:bidi="en_US"/>
-        </w:rPr>
       </w:r>
       <w:r>
         <w:rPr>

--- a/eng/docx/01.content.docx
+++ b/eng/docx/01.content.docx
@@ -19,7 +19,7 @@
         <w:rPr>
           <w:lang w:val="en_US" w:bidi="en_US"/>
         </w:rPr>
-        <w:t>Resource: Translation Questions (unfoldingWord)</w:t>
+        <w:t>Resource: unfoldingWord® Translation Questions</w:t>
       </w:r>
       <w:r>
         <w:rPr>
@@ -85,7 +85,7 @@
         <w:rPr>
           <w:lang w:val="en_US" w:bidi="en_US"/>
         </w:rPr>
-        <w:t>Translation Questions (unfoldingWord)</w:t>
+        <w:t>unfoldingWord® Translation Questions</w:t>
       </w:r>
     </w:p>
     <w:p>
